--- a/AI for Engineers Course/Week 4/Week4_Assignment_Solution.docx
+++ b/AI for Engineers Course/Week 4/Week4_Assignment_Solution.docx
@@ -1,80 +1,262 @@
 
-<file path=word/document.xml><?xml version="1.0" encoding="UTF-8" standalone="yes"?><w:document mc:Ignorable="w14 w15 wp14" xmlns:wpc="http://schemas.microsoft.com/office/word/2010/wordprocessingCanvas" xmlns:mc="http://schemas.openxmlformats.org/markup-compatibility/2006" xmlns:o="urn:schemas-microsoft-com:office:office" xmlns:r="http://schemas.openxmlformats.org/officeDocument/2006/relationships" xmlns:m="http://schemas.openxmlformats.org/officeDocument/2006/math" xmlns:v="urn:schemas-microsoft-com:vml" xmlns:wp14="http://schemas.microsoft.com/office/word/2010/wordprocessingDrawing" xmlns:wp="http://schemas.openxmlformats.org/drawingml/2006/wordprocessingDrawing" xmlns:w10="urn:schemas-microsoft-com:office:word" xmlns:w="http://schemas.openxmlformats.org/wordprocessingml/2006/main" xmlns:w14="http://schemas.microsoft.com/office/word/2010/wordml" xmlns:w15="http://schemas.microsoft.com/office/word/2012/wordml" xmlns:wpg="http://schemas.microsoft.com/office/word/2010/wordprocessingGroup" xmlns:wpi="http://schemas.microsoft.com/office/word/2010/wordprocessingInk" xmlns:wne="http://schemas.microsoft.com/office/word/2006/wordml" xmlns:wps="http://schemas.microsoft.com/office/word/2010/wordprocessingShape" xmlns:cx="http://schemas.microsoft.com/office/drawing/2014/chartex" xmlns:cx1="http://schemas.microsoft.com/office/drawing/2015/9/8/chartex" xmlns:cx2="http://schemas.microsoft.com/office/drawing/2015/10/21/chartex" xmlns:cx3="http://schemas.microsoft.com/office/drawing/2016/5/9/chartex" xmlns:cx4="http://schemas.microsoft.com/office/drawing/2016/5/10/chartex" xmlns:cx5="http://schemas.microsoft.com/office/drawing/2016/5/11/chartex" xmlns:cx6="http://schemas.microsoft.com/office/drawing/2016/5/12/chartex" xmlns:cx7="http://schemas.microsoft.com/office/drawing/2016/5/13/chartex" xmlns:cx8="http://schemas.microsoft.com/office/drawing/2016/5/14/chartex" xmlns:aink="http://schemas.microsoft.com/office/drawing/2016/ink" xmlns:am3d="http://schemas.microsoft.com/office/drawing/2017/model3d" xmlns:w16cex="http://schemas.microsoft.com/office/word/2018/wordml/cex" xmlns:w16cid="http://schemas.microsoft.com/office/word/2016/wordml/cid" xmlns:w16="http://schemas.microsoft.com/office/word/2018/wordml" xmlns:w16sdtdh="http://schemas.microsoft.com/office/word/2020/wordml/sdtdatahash" xmlns:w16se="http://schemas.microsoft.com/office/word/2015/wordml/symex"><w:body><w:p><w:pPr><w:pStyle w:val="Heading1"/><w:spacing w:after="400"/><w:jc w:val="center"/></w:pPr><w:r><w:t xml:space="preserve">Week 4 Assignment - Model Solution</w:t></w:r></w:p><w:p><w:pPr><w:pStyle w:val="Heading1"/><w:spacing w:before="300" w:after="200"/></w:pPr><w:r><w:t xml:space="preserve">Part A: Prompt Engineering Solutions</w:t></w:r></w:p><w:p><w:pPr><w:pStyle w:val="Heading2"/><w:spacing w:before="200" w:after="150"/></w:pPr><w:r><w:t xml:space="preserve">A1: System Prompts - Expert Persona</w:t></w:r></w:p><w:p><w:pPr><w:spacing w:after="150"/></w:pPr><w:r><w:t xml:space="preserve">The expert system prompt should specify role, constraints, and output format clearly.</w:t></w:r></w:p><w:p><w:pPr><w:pStyle w:val="Normal"/><w:pBdr><w:top w:val="single" w:color="000000" w:space="1"/><w:bottom w:val="single" w:color="000000" w:space="1"/><w:left w:val="single" w:color="000000" w:space="1"/><w:right w:val="single" w:color="000000" w:space="1"/></w:pBdr><w:shd w:color="F5F5F5" w:val="clear"/><w:spacing w:before="100" w:after="100"/></w:pPr><w:r><w:t xml:space="preserve">EXPERT_SYSTEM_PROMPT = &quot;&quot;&quot;
+<file path=word/document.xml><?xml version="1.0" encoding="utf-8"?>
+<w:document xmlns:wpc="http://schemas.microsoft.com/office/word/2010/wordprocessingCanvas" xmlns:mc="http://schemas.openxmlformats.org/markup-compatibility/2006" xmlns:o="urn:schemas-microsoft-com:office:office" xmlns:r="http://schemas.openxmlformats.org/officeDocument/2006/relationships" xmlns:m="http://schemas.openxmlformats.org/officeDocument/2006/math" xmlns:v="urn:schemas-microsoft-com:vml" xmlns:wp14="http://schemas.microsoft.com/office/word/2010/wordprocessingDrawing" xmlns:wp="http://schemas.openxmlformats.org/drawingml/2006/wordprocessingDrawing" xmlns:w10="urn:schemas-microsoft-com:office:word" xmlns:w="http://schemas.openxmlformats.org/wordprocessingml/2006/main" xmlns:w14="http://schemas.microsoft.com/office/word/2010/wordml" xmlns:w15="http://schemas.microsoft.com/office/word/2012/wordml" xmlns:wpg="http://schemas.microsoft.com/office/word/2010/wordprocessingGroup" xmlns:wpi="http://schemas.microsoft.com/office/word/2010/wordprocessingInk" xmlns:wne="http://schemas.microsoft.com/office/word/2006/wordml" xmlns:wps="http://schemas.microsoft.com/office/word/2010/wordprocessingShape" xmlns:cx="http://schemas.microsoft.com/office/drawing/2014/chartex" xmlns:cx1="http://schemas.microsoft.com/office/drawing/2015/9/8/chartex" xmlns:cx2="http://schemas.microsoft.com/office/drawing/2015/10/21/chartex" xmlns:cx3="http://schemas.microsoft.com/office/drawing/2016/5/9/chartex" xmlns:cx4="http://schemas.microsoft.com/office/drawing/2016/5/10/chartex" xmlns:cx5="http://schemas.microsoft.com/office/drawing/2016/5/11/chartex" xmlns:cx6="http://schemas.microsoft.com/office/drawing/2016/5/12/chartex" xmlns:cx7="http://schemas.microsoft.com/office/drawing/2016/5/13/chartex" xmlns:cx8="http://schemas.microsoft.com/office/drawing/2016/5/14/chartex" xmlns:aink="http://schemas.microsoft.com/office/drawing/2016/ink" xmlns:am3d="http://schemas.microsoft.com/office/drawing/2017/model3d" xmlns:w16cex="http://schemas.microsoft.com/office/word/2018/wordml/cex" xmlns:w16cid="http://schemas.microsoft.com/office/word/2016/wordml/cid" xmlns:w16="http://schemas.microsoft.com/office/word/2018/wordml" xmlns:w16sdtdh="http://schemas.microsoft.com/office/word/2020/wordml/sdtdatahash" xmlns:w16se="http://schemas.microsoft.com/office/word/2015/wordml/symex" mc:Ignorable="w14 w15 wp14">
+  <w:body>
+    <w:p>
+      <w:pPr>
+        <w:pStyle w:val="Heading1"/>
+        <w:spacing w:after="400"/>
+        <w:jc w:val="center"/>
+      </w:pPr>
+      <w:r>
+        <w:t xml:space="preserve">Week 4 Assignment - Model Solution</w:t>
+      </w:r>
+    </w:p>
+    <w:p>
+      <w:pPr>
+        <w:pStyle w:val="Heading1"/>
+        <w:spacing w:before="300" w:after="200"/>
+      </w:pPr>
+      <w:r>
+        <w:t xml:space="preserve">Part A: Prompt Engineering Solutions</w:t>
+      </w:r>
+    </w:p>
+    <w:p>
+      <w:pPr>
+        <w:pStyle w:val="Heading2"/>
+        <w:spacing w:before="200" w:after="150"/>
+      </w:pPr>
+      <w:r>
+        <w:t xml:space="preserve">A1: System Prompts - Expert Persona</w:t>
+      </w:r>
+    </w:p>
+    <w:p>
+      <w:pPr>
+        <w:spacing w:after="150"/>
+      </w:pPr>
+      <w:r>
+        <w:t xml:space="preserve">The expert system prompt should specify role, constraints, and output format clearly.</w:t>
+      </w:r>
+    </w:p>
+    <w:p>
+      <w:pPr>
+        <w:pStyle w:val="Normal"/>
+        <w:pBdr>
+          <w:top w:val="single" w:color="000000" w:space="1"/>
+          <w:bottom w:val="single" w:color="000000" w:space="1"/>
+          <w:left w:val="single" w:color="000000" w:space="1"/>
+          <w:right w:val="single" w:color="000000" w:space="1"/>
+        </w:pBdr>
+        <w:shd w:color="F5F5F5" w:val="clear"/>
+        <w:spacing w:before="100" w:after="100"/>
+      </w:pPr>
+      <w:r>
+        <w:t xml:space="preserve">EXPERT_SYSTEM_PROMPT = """
 You are an AI research expert assisting advanced researchers and academics.
-
 Role: Technical collaborator with deep expertise
 Expertise: Computer science, machine learning, AI
 Tone: Professional, technical, discussion-focused
-
 When answering:
 1. Use precise terminology without over-explaining
 2. Reference relevant papers and methods
 3. Discuss trade-offs and nuances
 4. Suggest advanced techniques and optimizations
 5. Engage with cutting-edge research
-
 Output format: Technical depth with mathematical notation when relevant.
 Provide citations and references for major claims.
-&quot;&quot;&quot;</w:t></w:r></w:p><w:p><w:pPr><w:pStyle w:val="Heading2"/><w:spacing w:before="300" w:after="150"/></w:pPr><w:r><w:t xml:space="preserve">A2: Few-shot Examples</w:t></w:r></w:p><w:p><w:pPr><w:spacing w:after="150"/></w:pPr><w:r><w:t xml:space="preserve">Few-shot examples guide the model by providing 2-3 good examples before the actual task.</w:t></w:r></w:p><w:p><w:pPr><w:pStyle w:val="Normal"/><w:pBdr><w:top w:val="single" w:color="000000" w:space="1"/><w:bottom w:val="single" w:color="000000" w:space="1"/><w:left w:val="single" w:color="000000" w:space="1"/><w:right w:val="single" w:color="000000" w:space="1"/></w:pBdr><w:shd w:color="F5F5F5" w:val="clear"/><w:spacing w:before="100" w:after="100"/></w:pPr><w:r><w:t xml:space="preserve">Example 1 - Theoretical Paper:
-Abstract: &quot;We prove new bounds on transformer attention mechanisms...&quot;
-Summary: &quot;Provides theoretical analysis improving bounds on transformer efficiency.&quot;
-
+"""</w:t>
+      </w:r>
+    </w:p>
+    <w:p>
+      <w:pPr>
+        <w:pStyle w:val="Heading2"/>
+        <w:spacing w:before="300" w:after="150"/>
+      </w:pPr>
+      <w:r>
+        <w:t xml:space="preserve">A2: Few-shot Examples</w:t>
+      </w:r>
+    </w:p>
+    <w:p>
+      <w:pPr>
+        <w:spacing w:after="150"/>
+      </w:pPr>
+      <w:r>
+        <w:t xml:space="preserve">Few-shot examples guide the model by providing 2-3 good examples before the actual task.</w:t>
+      </w:r>
+    </w:p>
+    <w:p>
+      <w:pPr>
+        <w:pStyle w:val="Normal"/>
+        <w:pBdr>
+          <w:top w:val="single" w:color="000000" w:space="1"/>
+          <w:bottom w:val="single" w:color="000000" w:space="1"/>
+          <w:left w:val="single" w:color="000000" w:space="1"/>
+          <w:right w:val="single" w:color="000000" w:space="1"/>
+        </w:pBdr>
+        <w:shd w:color="F5F5F5" w:val="clear"/>
+        <w:spacing w:before="100" w:after="100"/>
+      </w:pPr>
+      <w:r>
+        <w:t xml:space="preserve">Example 1 - Theoretical Paper:
+Abstract: "We prove new bounds on transformer attention mechanisms..."
+Summary: "Provides theoretical analysis improving bounds on transformer efficiency."
 Example 2 - Empirical Study:
-Abstract: &quot;We evaluate 15 benchmarks across 1000+ models...&quot;
-Summary: &quot;Evaluates benchmarks, finding gaps in adversarial coverage and reliability.&quot;
-
+Abstract: "We evaluate 15 benchmarks across 1000+ models..."
+Summary: "Evaluates benchmarks, finding gaps in adversarial coverage and reliability."
 Example 3 - Survey:
-Abstract: &quot;This survey reviews 200+ papers on federated learning...&quot;
-Summary: &quot;Comprehensive review of federated learning, covering privacy and efficiency trade-offs.&quot;</w:t></w:r></w:p><w:p><w:pPr><w:pStyle w:val="Heading1"/><w:spacing w:before="400" w:after="200"/></w:pPr><w:r><w:t xml:space="preserve">Part B: Implementation Solutions</w:t></w:r></w:p><w:p><w:pPr><w:pStyle w:val="Heading2"/><w:spacing w:before="200" w:after="150"/></w:pPr><w:r><w:t xml:space="preserve">B1: Information Extraction with Structured JSON</w:t></w:r></w:p><w:p><w:pPr><w:pStyle w:val="Normal"/><w:pBdr><w:top w:val="single" w:color="000000" w:space="1"/><w:bottom w:val="single" w:color="000000" w:space="1"/><w:left w:val="single" w:color="000000" w:space="1"/><w:right w:val="single" w:color="000000" w:space="1"/></w:pBdr><w:shd w:color="F5F5F5" w:val="clear"/><w:spacing w:before="100" w:after="100"/></w:pPr><w:r><w:t xml:space="preserve">import openai
+Abstract: "This survey reviews 200+ papers on federated learning..."
+Summary: "Comprehensive review of federated learning, covering privacy and efficiency trade-offs."</w:t>
+      </w:r>
+    </w:p>
+    <w:p>
+      <w:pPr>
+        <w:pStyle w:val="Heading1"/>
+        <w:spacing w:before="400" w:after="200"/>
+      </w:pPr>
+      <w:r>
+        <w:t xml:space="preserve">Part B: Implementation Solutions</w:t>
+      </w:r>
+    </w:p>
+    <w:p>
+      <w:pPr>
+        <w:pStyle w:val="Heading2"/>
+        <w:spacing w:before="200" w:after="150"/>
+      </w:pPr>
+      <w:r>
+        <w:t xml:space="preserve">B1: Information Extraction with Structured JSON</w:t>
+      </w:r>
+    </w:p>
+    <w:p>
+      <w:pPr>
+        <w:pStyle w:val="Normal"/>
+        <w:pBdr>
+          <w:top w:val="single" w:color="000000" w:space="1"/>
+          <w:bottom w:val="single" w:color="000000" w:space="1"/>
+          <w:left w:val="single" w:color="000000" w:space="1"/>
+          <w:right w:val="single" w:color="000000" w:space="1"/>
+        </w:pBdr>
+        <w:shd w:color="F5F5F5" w:val="clear"/>
+        <w:spacing w:before="100" w:after="100"/>
+      </w:pPr>
+      <w:r>
+        <w:t xml:space="preserve">import openai
 import json
 from pydantic import BaseModel
 from typing import List
-
 class ResearchPaper(BaseModel):
     title: str
     authors: List[str]
     methodology: str
     key_findings: List[str]
     limitations: List[str]
-
 def extract_paper_info(paper_text: str) -&gt; dict:
-    prompt = f&quot;&quot;&quot;Extract key information from this paper.
+    prompt = f"""Extract key information from this paper.
     Return ONLY valid JSON matching this structure:
-    {{&quot;title&quot;: &quot;...&quot;, &quot;authors&quot;: [...], &quot;methodology&quot;: &quot;...&quot;,
-      &quot;key_findings&quot;: [...], &quot;limitations&quot;: [...]}}
-
+    {{"title": "...", "authors": [...], "methodology": "...",
+      "key_findings": [...], "limitations": [...]}}
 Paper: {paper_text}
-
-JSON:&quot;&quot;&quot;
-
+JSON:"""
     response = openai.ChatCompletion.create(
-        model=&quot;gpt-3.5-turbo&quot;,
-        messages=[{&quot;role&quot;: &quot;user&quot;, &quot;content&quot;: prompt}]
+        model="gpt-3.5-turbo",
+        messages=[{"role": "user", "content": prompt}]
     )
-
-    json_str = response[&apos;choices&apos;][0][&apos;message&apos;][&apos;content&apos;]
+    json_str = response['choices'][0]['message']['content']
     data = json.loads(json_str)
-    return ResearchPaper(**data)</w:t></w:r></w:p><w:p><w:pPr><w:pStyle w:val="Heading2"/><w:spacing w:before="300" w:after="150"/></w:pPr><w:r><w:t xml:space="preserve">B2: Multi-turn Conversation Manager</w:t></w:r></w:p><w:p><w:pPr><w:pStyle w:val="Normal"/><w:pBdr><w:top w:val="single" w:color="000000" w:space="1"/><w:bottom w:val="single" w:color="000000" w:space="1"/><w:left w:val="single" w:color="000000" w:space="1"/><w:right w:val="single" w:color="000000" w:space="1"/></w:pBdr><w:shd w:color="F5F5F5" w:val="clear"/><w:spacing w:before="100" w:after="100"/></w:pPr><w:r><w:t xml:space="preserve">class ConversationManager:
+    return ResearchPaper(**data)</w:t>
+      </w:r>
+    </w:p>
+    <w:p>
+      <w:pPr>
+        <w:pStyle w:val="Heading2"/>
+        <w:spacing w:before="300" w:after="150"/>
+      </w:pPr>
+      <w:r>
+        <w:t xml:space="preserve">B2: Multi-turn Conversation Manager</w:t>
+      </w:r>
+    </w:p>
+    <w:p>
+      <w:pPr>
+        <w:pStyle w:val="Normal"/>
+        <w:pBdr>
+          <w:top w:val="single" w:color="000000" w:space="1"/>
+          <w:bottom w:val="single" w:color="000000" w:space="1"/>
+          <w:left w:val="single" w:color="000000" w:space="1"/>
+          <w:right w:val="single" w:color="000000" w:space="1"/>
+        </w:pBdr>
+        <w:shd w:color="F5F5F5" w:val="clear"/>
+        <w:spacing w:before="100" w:after="100"/>
+      </w:pPr>
+      <w:r>
+        <w:t xml:space="preserve">class ConversationManager:
     def __init__(self, max_history=5):
         self.history = []
         self.max_history = max_history
-        self.system = &quot;You are a helpful AI research assistant.&quot;
-
+        self.system = "You are a helpful AI research assistant."
     def chat(self, user_message: str) -&gt; str:
-        self.history.append({&quot;role&quot;: &quot;user&quot;, &quot;content&quot;: user_message})
-
+        self.history.append({"role": "user", "content": user_message})
         response = openai.ChatCompletion.create(
-            model=&quot;gpt-3.5-turbo&quot;,
+            model="gpt-3.5-turbo",
             system_prompt=self.system,
             messages=self.history[-self.max_history:]
         )
-
-        assistant_message = response[&apos;choices&apos;][0][&apos;message&apos;][&apos;content&apos;]
-        self.history.append({&quot;role&quot;: &quot;assistant&quot;, &quot;content&quot;: assistant_message})
+        assistant_message = response['choices'][0]['message']['content']
+        self.history.append({"role": "assistant", "content": assistant_message})
         return assistant_message
-
     def reset(self):
-        self.history.clear()</w:t></w:r></w:p><w:p><w:pPr><w:pStyle w:val="Heading1"/><w:spacing w:before="400" w:after="200"/></w:pPr><w:r><w:t xml:space="preserve">Part C: Analysis Solutions</w:t></w:r></w:p><w:p><w:pPr><w:pStyle w:val="Heading2"/><w:spacing w:before="200" w:after="150"/></w:pPr><w:r><w:t xml:space="preserve">C1: Prompt Optimization Strategy</w:t></w:r></w:p><w:p><w:pPr><w:spacing w:after="150"/></w:pPr><w:r><w:t xml:space="preserve">To optimize prompts iteratively:</w:t></w:r></w:p><0/><w:p><w:pPr><w:pStyle w:val="Heading2"/><w:spacing w:before="300" w:after="150"/></w:pPr><w:r><w:t xml:space="preserve">C2: Safety Considerations</w:t></w:r></w:p><w:p><w:pPr><w:spacing w:after="150"/></w:pPr><w:r><w:t xml:space="preserve">Key safety measures:</w:t></w:r></w:p><0/><w:sectPr><w:pgSz w:w="11906" w:h="16838" w:orient="portrait"/><w:pgMar w:top="1440" w:right="1440" w:bottom="1440" w:left="1440" w:header="708" w:footer="708" w:gutter="0"/><w:pgNumType/><w:docGrid w:linePitch="360"/></w:sectPr></w:body></w:document>
+        self.history.clear()</w:t>
+      </w:r>
+    </w:p>
+    <w:p>
+      <w:pPr>
+        <w:pStyle w:val="Heading1"/>
+        <w:spacing w:before="400" w:after="200"/>
+      </w:pPr>
+      <w:r>
+        <w:t xml:space="preserve">Part C: Analysis Solutions</w:t>
+      </w:r>
+    </w:p>
+    <w:p>
+      <w:pPr>
+        <w:pStyle w:val="Heading2"/>
+        <w:spacing w:before="200" w:after="150"/>
+      </w:pPr>
+      <w:r>
+        <w:t xml:space="preserve">C1: Prompt Optimization Strategy</w:t>
+      </w:r>
+    </w:p>
+    <w:p>
+      <w:pPr>
+        <w:spacing w:after="150"/>
+      </w:pPr>
+      <w:r>
+        <w:t xml:space="preserve">To optimize prompts iteratively:</w:t>
+      </w:r>
+    </w:p>
+    <w:p>
+      <w:pPr>
+        <w:pStyle w:val="Heading2"/>
+        <w:spacing w:before="300" w:after="150"/>
+      </w:pPr>
+      <w:r>
+        <w:t xml:space="preserve">C2: Safety Considerations</w:t>
+      </w:r>
+    </w:p>
+    <w:p>
+      <w:pPr>
+        <w:spacing w:after="150"/>
+      </w:pPr>
+      <w:r>
+        <w:t xml:space="preserve">Key safety measures:</w:t>
+      </w:r>
+    </w:p>
+    <w:sectPr>
+      <w:pgSz w:w="11906" w:h="16838" w:orient="portrait"/>
+      <w:pgMar w:top="1440" w:right="1440" w:bottom="1440" w:left="1440" w:header="708" w:footer="708" w:gutter="0"/>
+      <w:pgNumType/>
+      <w:docGrid w:linePitch="360"/>
+    </w:sectPr>
+  </w:body>
+</w:document>
 </file>
 
 <file path=word/comments.xml><?xml version="1.0" encoding="utf-8"?>
